--- a/docs/算法备案/拟公示内容-灵祺智能生成合成算法-驳回整改版.docx
+++ b/docs/算法备案/拟公示内容-灵祺智能生成合成算法-驳回整改版.docx
@@ -201,7 +201,7 @@
                 <w:rFonts w:ascii="宋体" w:hAnsi="宋体" w:eastAsia="宋体"/>
                 <w:sz w:val="22"/>
               </w:rPr>
-              <w:t>本公示内容由宁波墨典网络科技有限公司依据《互联网信息服务算法推荐管理规定》《互联网信息服务深度合成管理规定》编制，随算法备案材料一并提交。产品与服务入口：商家ERP网站：https://cs.mofangdianai.com；服务商网站：https://fws.mofangdianai.com；履约网站：https://dr.mofangdianai.com；微信小程序：灵祺星选；API：https://mofangdianai.com/erp-api；ICP备案号：浙ICP备2026044830号-1（主体与备案主体一致：宁波墨典网络科技有限公司）。</w:t>
+              <w:t>本公示内容由温州灵祺智能科技有限公司依据《互联网信息服务算法推荐管理规定》《互联网信息服务深度合成管理规定》编制，随算法备案材料一并提交。产品与服务入口：商家ERP网站：https://cs.mofangdianai.com；服务商网站：https://fws.mofangdianai.com；履约网站：https://dr.mofangdianai.com；微信小程序：灵祺星选；API：https://mofangdianai.com/erp-api；ICP备案号：【请填写温州灵祺名下ICP备案号，须与工信部查询一致】（备案主体与ICP主体均为：温州灵祺智能科技有限公司）。</w:t>
             </w:r>
           </w:p>
         </w:tc>
@@ -217,7 +217,7 @@
           <w:rFonts w:ascii="宋体" w:hAnsi="宋体" w:eastAsia="宋体"/>
           <w:sz w:val="24"/>
         </w:rPr>
-        <w:t>主体名称：宁波墨典网络科技有限公司</w:t>
+        <w:t>主体名称：温州灵祺智能科技有限公司</w:t>
       </w:r>
     </w:p>
     <w:p>
@@ -229,7 +229,7 @@
           <w:rFonts w:ascii="宋体" w:hAnsi="宋体" w:eastAsia="宋体"/>
           <w:sz w:val="24"/>
         </w:rPr>
-        <w:t>统一社会信用代码：【请填写统一社会信用代码，须与营业执照一致】</w:t>
+        <w:t>统一社会信用代码：【请填写温州灵祺营业执照统一社会信用代码】</w:t>
       </w:r>
     </w:p>
     <w:p>
